--- a/belgeler/20_TEKLIF_DEGERLENDIRME_TUTANAGI.docx
+++ b/belgeler/20_TEKLIF_DEGERLENDIRME_TUTANAGI.docx
@@ -500,7 +500,7 @@
                 <w:color w:val="000000"/>
                 <w:sz w:val="16"/>
               </w:rPr>
-              <w:t>15.774.454,50</w:t>
+              <w:t>15.753.004,18</w:t>
             </w:r>
           </w:p>
         </w:tc>
@@ -527,7 +527,7 @@
                 <w:color w:val="000000"/>
                 <w:sz w:val="16"/>
               </w:rPr>
-              <w:t>298.994</w:t>
+              <w:t>298.587</w:t>
             </w:r>
           </w:p>
         </w:tc>

--- a/belgeler/20_TEKLIF_DEGERLENDIRME_TUTANAGI.docx
+++ b/belgeler/20_TEKLIF_DEGERLENDIRME_TUTANAGI.docx
@@ -500,7 +500,7 @@
                 <w:color w:val="000000"/>
                 <w:sz w:val="16"/>
               </w:rPr>
-              <w:t>15.753.004,18</w:t>
+              <w:t>15.774.454,50</w:t>
             </w:r>
           </w:p>
         </w:tc>
@@ -527,7 +527,7 @@
                 <w:color w:val="000000"/>
                 <w:sz w:val="16"/>
               </w:rPr>
-              <w:t>298.587</w:t>
+              <w:t>298.994</w:t>
             </w:r>
           </w:p>
         </w:tc>

--- a/belgeler/20_TEKLIF_DEGERLENDIRME_TUTANAGI.docx
+++ b/belgeler/20_TEKLIF_DEGERLENDIRME_TUTANAGI.docx
@@ -500,7 +500,7 @@
                 <w:color w:val="000000"/>
                 <w:sz w:val="16"/>
               </w:rPr>
-              <w:t>15.774.454,50</w:t>
+              <w:t>15.720.192,50</w:t>
             </w:r>
           </w:p>
         </w:tc>
@@ -527,7 +527,7 @@
                 <w:color w:val="000000"/>
                 <w:sz w:val="16"/>
               </w:rPr>
-              <w:t>298.994</w:t>
+              <w:t>297.965</w:t>
             </w:r>
           </w:p>
         </w:tc>

--- a/belgeler/20_TEKLIF_DEGERLENDIRME_TUTANAGI.docx
+++ b/belgeler/20_TEKLIF_DEGERLENDIRME_TUTANAGI.docx
@@ -627,7 +627,7 @@
                 <w:color w:val="000000"/>
                 <w:sz w:val="16"/>
               </w:rPr>
-              <w:t>2.885.847,21</w:t>
+              <w:t>3.892.868,60</w:t>
             </w:r>
           </w:p>
         </w:tc>
@@ -654,7 +654,7 @@
                 <w:color w:val="000000"/>
                 <w:sz w:val="16"/>
               </w:rPr>
-              <w:t>54.699</w:t>
+              <w:t>73.787</w:t>
             </w:r>
           </w:p>
         </w:tc>

--- a/belgeler/20_TEKLIF_DEGERLENDIRME_TUTANAGI.docx
+++ b/belgeler/20_TEKLIF_DEGERLENDIRME_TUTANAGI.docx
@@ -627,7 +627,7 @@
                 <w:color w:val="000000"/>
                 <w:sz w:val="16"/>
               </w:rPr>
-              <w:t>3.892.868,60</w:t>
+              <w:t>3.784.288,46</w:t>
             </w:r>
           </w:p>
         </w:tc>
@@ -654,7 +654,7 @@
                 <w:color w:val="000000"/>
                 <w:sz w:val="16"/>
               </w:rPr>
-              <w:t>73.787</w:t>
+              <w:t>71.729</w:t>
             </w:r>
           </w:p>
         </w:tc>

--- a/belgeler/20_TEKLIF_DEGERLENDIRME_TUTANAGI.docx
+++ b/belgeler/20_TEKLIF_DEGERLENDIRME_TUTANAGI.docx
@@ -627,7 +627,7 @@
                 <w:color w:val="000000"/>
                 <w:sz w:val="16"/>
               </w:rPr>
-              <w:t>3.784.288,46</w:t>
+              <w:t>3.784.288,48</w:t>
             </w:r>
           </w:p>
         </w:tc>
